--- a/10.Stack/AsteriodCollision.docx
+++ b/10.Stack/AsteriodCollision.docx
@@ -4,15 +4,7 @@
   <w:body>
     <w:p>
       <w:r>
-        <w:t>We are given an array </w:t>
-      </w:r>
-      <w:proofErr w:type="gramStart"/>
-      <w:r>
-        <w:t>asteroids of integers</w:t>
-      </w:r>
-      <w:proofErr w:type="gramEnd"/>
-      <w:r>
-        <w:t xml:space="preserve"> representing asteroids in a row. The indices of the asteroid in the array represent their relative position in space.</w:t>
+        <w:t>We are given an array asteroids of integers representing asteroids in a row. The indices of the asteroid in the array represent their relative position in space.</w:t>
       </w:r>
     </w:p>
     <w:p>
@@ -284,23 +276,7 @@
           <w:bCs/>
         </w:rPr>
         <w:tab/>
-        <w:t xml:space="preserve">1) while stack top &lt; </w:t>
-      </w:r>
-      <w:proofErr w:type="spellStart"/>
-      <w:r>
-        <w:rPr>
-          <w:b/>
-          <w:bCs/>
-        </w:rPr>
-        <w:t>ele</w:t>
-      </w:r>
-      <w:proofErr w:type="spellEnd"/>
-      <w:r>
-        <w:rPr>
-          <w:b/>
-          <w:bCs/>
-        </w:rPr>
-        <w:t xml:space="preserve"> pop it </w:t>
+        <w:t xml:space="preserve">1) while stack top &lt; ele pop it </w:t>
       </w:r>
     </w:p>
     <w:p>
@@ -316,39 +292,7 @@
           <w:bCs/>
         </w:rPr>
         <w:tab/>
-        <w:t xml:space="preserve">2)if stack top == </w:t>
-      </w:r>
-      <w:proofErr w:type="spellStart"/>
-      <w:r>
-        <w:rPr>
-          <w:b/>
-          <w:bCs/>
-        </w:rPr>
-        <w:t>ele</w:t>
-      </w:r>
-      <w:proofErr w:type="spellEnd"/>
-      <w:r>
-        <w:rPr>
-          <w:b/>
-          <w:bCs/>
-        </w:rPr>
-        <w:t xml:space="preserve"> and </w:t>
-      </w:r>
-      <w:proofErr w:type="spellStart"/>
-      <w:r>
-        <w:rPr>
-          <w:b/>
-          <w:bCs/>
-        </w:rPr>
-        <w:t>opp</w:t>
-      </w:r>
-      <w:proofErr w:type="spellEnd"/>
-      <w:r>
-        <w:rPr>
-          <w:b/>
-          <w:bCs/>
-        </w:rPr>
-        <w:t xml:space="preserve"> signs  pop it</w:t>
+        <w:t>2)if stack top == ele and opp signs  pop it</w:t>
       </w:r>
     </w:p>
     <w:p>
@@ -397,15 +341,7 @@
     </w:p>
     <w:p>
       <w:r>
-        <w:t xml:space="preserve">    public int[] </w:t>
-      </w:r>
-      <w:proofErr w:type="spellStart"/>
-      <w:r>
-        <w:t>asteroidCollision</w:t>
-      </w:r>
-      <w:proofErr w:type="spellEnd"/>
-      <w:r>
-        <w:t>(int[] a) {</w:t>
+        <w:t>    public int[] asteroidCollision(int[] a) {</w:t>
       </w:r>
     </w:p>
     <w:p>
@@ -415,15 +351,7 @@
     </w:p>
     <w:p>
       <w:r>
-        <w:t xml:space="preserve">        for(int </w:t>
-      </w:r>
-      <w:proofErr w:type="spellStart"/>
-      <w:r>
-        <w:t>ele</w:t>
-      </w:r>
-      <w:proofErr w:type="spellEnd"/>
-      <w:r>
-        <w:t xml:space="preserve"> : a)</w:t>
+        <w:t>        for(int ele : a)</w:t>
       </w:r>
     </w:p>
     <w:p>
@@ -433,36 +361,12 @@
     </w:p>
     <w:p>
       <w:r>
-        <w:t>            if(</w:t>
-      </w:r>
-      <w:proofErr w:type="spellStart"/>
-      <w:r>
-        <w:t>ele</w:t>
-      </w:r>
-      <w:proofErr w:type="spellEnd"/>
-      <w:r>
-        <w:t>&gt;0)</w:t>
-      </w:r>
-    </w:p>
-    <w:p>
-      <w:r>
-        <w:t xml:space="preserve">                </w:t>
-      </w:r>
-      <w:proofErr w:type="spellStart"/>
-      <w:r>
-        <w:t>s.push</w:t>
-      </w:r>
-      <w:proofErr w:type="spellEnd"/>
-      <w:r>
-        <w:t>(</w:t>
-      </w:r>
-      <w:proofErr w:type="spellStart"/>
-      <w:r>
-        <w:t>ele</w:t>
-      </w:r>
-      <w:proofErr w:type="spellEnd"/>
-      <w:r>
-        <w:t>);</w:t>
+        <w:t>            if(ele&gt;0)</w:t>
+      </w:r>
+    </w:p>
+    <w:p>
+      <w:r>
+        <w:t>                s.push(ele);</w:t>
       </w:r>
     </w:p>
     <w:p>
@@ -477,102 +381,22 @@
     </w:p>
     <w:p>
       <w:r>
-        <w:t>                while(!</w:t>
-      </w:r>
-      <w:proofErr w:type="spellStart"/>
-      <w:r>
-        <w:t>s.isEmpty</w:t>
-      </w:r>
-      <w:proofErr w:type="spellEnd"/>
-      <w:r>
-        <w:t xml:space="preserve">() &amp;&amp; </w:t>
-      </w:r>
-      <w:proofErr w:type="spellStart"/>
-      <w:r>
-        <w:t>s.peek</w:t>
-      </w:r>
-      <w:proofErr w:type="spellEnd"/>
-      <w:r>
-        <w:t xml:space="preserve">()&gt;0 &amp;&amp; </w:t>
-      </w:r>
-      <w:proofErr w:type="spellStart"/>
-      <w:r>
-        <w:t>s.peek</w:t>
-      </w:r>
-      <w:proofErr w:type="spellEnd"/>
-      <w:r>
-        <w:t>()&lt;</w:t>
-      </w:r>
-      <w:proofErr w:type="spellStart"/>
-      <w:r>
-        <w:t>Math.abs</w:t>
-      </w:r>
-      <w:proofErr w:type="spellEnd"/>
-      <w:r>
-        <w:t>(</w:t>
-      </w:r>
-      <w:proofErr w:type="spellStart"/>
-      <w:r>
-        <w:t>ele</w:t>
-      </w:r>
-      <w:proofErr w:type="spellEnd"/>
-      <w:r>
-        <w:t>))</w:t>
-      </w:r>
-    </w:p>
-    <w:p>
-      <w:r>
-        <w:t xml:space="preserve">                    </w:t>
-      </w:r>
-      <w:proofErr w:type="spellStart"/>
-      <w:r>
-        <w:t>s.pop</w:t>
-      </w:r>
-      <w:proofErr w:type="spellEnd"/>
-      <w:r>
-        <w:t>();</w:t>
-      </w:r>
-    </w:p>
-    <w:p>
-      <w:r>
-        <w:t>                if(!</w:t>
-      </w:r>
-      <w:proofErr w:type="spellStart"/>
-      <w:r>
-        <w:t>s.isEmpty</w:t>
-      </w:r>
-      <w:proofErr w:type="spellEnd"/>
-      <w:r>
-        <w:t xml:space="preserve">() &amp;&amp; </w:t>
-      </w:r>
-    </w:p>
-    <w:p>
-      <w:r>
-        <w:t xml:space="preserve">                </w:t>
-      </w:r>
-      <w:proofErr w:type="spellStart"/>
-      <w:r>
-        <w:t>s.peek</w:t>
-      </w:r>
-      <w:proofErr w:type="spellEnd"/>
-      <w:r>
-        <w:t>()==</w:t>
-      </w:r>
-      <w:proofErr w:type="spellStart"/>
-      <w:r>
-        <w:t>Math.abs</w:t>
-      </w:r>
-      <w:proofErr w:type="spellEnd"/>
-      <w:r>
-        <w:t>(</w:t>
-      </w:r>
-      <w:proofErr w:type="spellStart"/>
-      <w:r>
-        <w:t>ele</w:t>
-      </w:r>
-      <w:proofErr w:type="spellEnd"/>
-      <w:r>
-        <w:t xml:space="preserve">)) </w:t>
+        <w:t>                while(!s.isEmpty() &amp;&amp; s.peek()&gt;0 &amp;&amp; s.peek()&lt;Math.abs(ele))</w:t>
+      </w:r>
+    </w:p>
+    <w:p>
+      <w:r>
+        <w:t>                    s.pop();</w:t>
+      </w:r>
+    </w:p>
+    <w:p>
+      <w:r>
+        <w:t xml:space="preserve">                if(!s.isEmpty() &amp;&amp; </w:t>
+      </w:r>
+    </w:p>
+    <w:p>
+      <w:r>
+        <w:t xml:space="preserve">                s.peek()==Math.abs(ele)) </w:t>
       </w:r>
     </w:p>
     <w:p>
@@ -582,15 +406,7 @@
     </w:p>
     <w:p>
       <w:r>
-        <w:t xml:space="preserve">                    </w:t>
-      </w:r>
-      <w:proofErr w:type="spellStart"/>
-      <w:r>
-        <w:t>s.pop</w:t>
-      </w:r>
-      <w:proofErr w:type="spellEnd"/>
-      <w:r>
-        <w:t>();</w:t>
+        <w:t>                    s.pop();</w:t>
       </w:r>
     </w:p>
     <w:p>
@@ -605,44 +421,12 @@
     </w:p>
     <w:p>
       <w:r>
-        <w:t>                if(</w:t>
-      </w:r>
-      <w:proofErr w:type="spellStart"/>
-      <w:r>
-        <w:t>s.isEmpty</w:t>
-      </w:r>
-      <w:proofErr w:type="spellEnd"/>
-      <w:r>
-        <w:t>()||</w:t>
-      </w:r>
-      <w:proofErr w:type="spellStart"/>
-      <w:r>
-        <w:t>s.peek</w:t>
-      </w:r>
-      <w:proofErr w:type="spellEnd"/>
-      <w:r>
-        <w:t>()&lt;0)</w:t>
-      </w:r>
-    </w:p>
-    <w:p>
-      <w:r>
-        <w:t xml:space="preserve">                    </w:t>
-      </w:r>
-      <w:proofErr w:type="spellStart"/>
-      <w:r>
-        <w:t>s.push</w:t>
-      </w:r>
-      <w:proofErr w:type="spellEnd"/>
-      <w:r>
-        <w:t>(</w:t>
-      </w:r>
-      <w:proofErr w:type="spellStart"/>
-      <w:r>
-        <w:t>ele</w:t>
-      </w:r>
-      <w:proofErr w:type="spellEnd"/>
-      <w:r>
-        <w:t>);</w:t>
+        <w:t>                if(s.isEmpty()||s.peek()&lt;0)</w:t>
+      </w:r>
+    </w:p>
+    <w:p>
+      <w:r>
+        <w:t>                    s.push(ele);</w:t>
       </w:r>
     </w:p>
     <w:p>
@@ -658,57 +442,17 @@
     </w:p>
     <w:p>
       <w:r>
-        <w:t>        int res[] = new int[</w:t>
-      </w:r>
-      <w:proofErr w:type="spellStart"/>
-      <w:r>
-        <w:t>s.size</w:t>
-      </w:r>
-      <w:proofErr w:type="spellEnd"/>
-      <w:r>
-        <w:t>()];</w:t>
-      </w:r>
-    </w:p>
-    <w:p>
-      <w:r>
-        <w:t xml:space="preserve">        for(int </w:t>
-      </w:r>
-      <w:proofErr w:type="spellStart"/>
-      <w:r>
-        <w:t>i</w:t>
-      </w:r>
-      <w:proofErr w:type="spellEnd"/>
-      <w:r>
-        <w:t xml:space="preserve"> = </w:t>
-      </w:r>
-      <w:proofErr w:type="spellStart"/>
-      <w:r>
-        <w:t>s.size</w:t>
-      </w:r>
-      <w:proofErr w:type="spellEnd"/>
-      <w:r>
-        <w:t>()-1;i&gt;=0;i--)</w:t>
-      </w:r>
-    </w:p>
-    <w:p>
-      <w:r>
-        <w:t>            res[</w:t>
-      </w:r>
-      <w:proofErr w:type="spellStart"/>
-      <w:r>
-        <w:t>i</w:t>
-      </w:r>
-      <w:proofErr w:type="spellEnd"/>
-      <w:r>
-        <w:t xml:space="preserve">] = </w:t>
-      </w:r>
-      <w:proofErr w:type="spellStart"/>
-      <w:r>
-        <w:t>s.pop</w:t>
-      </w:r>
-      <w:proofErr w:type="spellEnd"/>
-      <w:r>
-        <w:t>();</w:t>
+        <w:t>        int res[] = new int[s.size()];</w:t>
+      </w:r>
+    </w:p>
+    <w:p>
+      <w:r>
+        <w:t>        for(int i = s.size()-1;i&gt;=0;i--)</w:t>
+      </w:r>
+    </w:p>
+    <w:p>
+      <w:r>
+        <w:t>            res[i] = s.pop();</w:t>
       </w:r>
     </w:p>
     <w:p>
@@ -720,13 +464,10 @@
       <w:r>
         <w:t>    }</w:t>
       </w:r>
-    </w:p>
-    <w:p>
       <w:r>
         <w:t>}</w:t>
       </w:r>
     </w:p>
-    <w:p/>
     <w:sectPr>
       <w:pgSz w:w="11906" w:h="16838"/>
       <w:pgMar w:top="1440" w:right="1440" w:bottom="1440" w:left="1440" w:header="708" w:footer="708" w:gutter="0"/>
